--- a/public/contratos/Condiciones Específicas-Pronto Pago Mayor de Edad.docx
+++ b/public/contratos/Condiciones Específicas-Pronto Pago Mayor de Edad.docx
@@ -6388,125 +6388,27 @@
         <w:rPr>
           <w:lang w:val="es-ES"/>
         </w:rPr>
-        <w:t xml:space="preserve">El valor </w:t>
-      </w:r>
-      <w:r>
-        <w:rPr>
-          <w:lang w:val="es-ES"/>
-        </w:rPr>
-        <w:t>restante del COSTO TOTAL DEL PROGRAMA</w:t>
-      </w:r>
-      <w:r>
-        <w:rPr>
-          <w:lang w:val="es-ES"/>
-        </w:rPr>
-        <w:t>, esto es</w:t>
-      </w:r>
-      <w:r>
-        <w:rPr>
-          <w:lang w:val="es-ES"/>
-        </w:rPr>
-        <w:t xml:space="preserve"> </w:t>
-      </w:r>
-      <w:r>
-        <w:rPr>
-          <w:lang w:val="es-ES"/>
-        </w:rPr>
-        <w:t>DIEZ MILLONES</w:t>
-      </w:r>
-      <w:r>
-        <w:rPr>
-          <w:lang w:val="es-ES"/>
-        </w:rPr>
-        <w:t xml:space="preserve"> DE PESOS (10.000.000,00</w:t>
-      </w:r>
-      <w:r>
-        <w:rPr>
-          <w:lang w:val="es-ES"/>
-        </w:rPr>
-        <w:t xml:space="preserve">), </w:t>
-      </w:r>
-      <w:r>
-        <w:rPr>
-          <w:lang w:val="es-ES"/>
-        </w:rPr>
-        <w:t xml:space="preserve">será cubierto mediante </w:t>
-      </w:r>
-      <w:r>
-        <w:rPr>
-          <w:lang w:val="es-ES"/>
-        </w:rPr>
-        <w:t>el método de INGRESO COMPARTIDO con</w:t>
-      </w:r>
-      <w:r>
-        <w:rPr>
-          <w:lang w:val="es-ES"/>
-        </w:rPr>
-        <w:t xml:space="preserve"> CAMPUSLANDS</w:t>
-      </w:r>
-      <w:r>
-        <w:rPr>
-          <w:lang w:val="es-ES"/>
-        </w:rPr>
-        <w:t xml:space="preserve">, </w:t>
-      </w:r>
-      <w:r>
-        <w:rPr>
-          <w:lang w:val="es-ES"/>
-        </w:rPr>
-        <w:t>la cual estará sujeto</w:t>
-      </w:r>
-      <w:r>
-        <w:rPr>
-          <w:lang w:val="es-ES"/>
-        </w:rPr>
-        <w:t xml:space="preserve"> al cumplimiento de los </w:t>
-      </w:r>
-      <w:r>
-        <w:rPr>
-          <w:lang w:val="es-ES"/>
-        </w:rPr>
-        <w:t>deberes</w:t>
-      </w:r>
-      <w:r>
-        <w:rPr>
-          <w:lang w:val="es-ES"/>
-        </w:rPr>
-        <w:t xml:space="preserve"> del </w:t>
-      </w:r>
-      <w:r>
-        <w:rPr>
-          <w:lang w:val="es-ES"/>
-        </w:rPr>
-        <w:t>CAMPER</w:t>
-      </w:r>
-      <w:r>
-        <w:rPr>
-          <w:lang w:val="es-ES"/>
-        </w:rPr>
-        <w:t xml:space="preserve">, dentro de las </w:t>
-      </w:r>
-      <w:r>
-        <w:rPr>
-          <w:lang w:val="es-ES"/>
-        </w:rPr>
-        <w:t>et</w:t>
-      </w:r>
-      <w:r>
-        <w:rPr>
-          <w:lang w:val="es-ES"/>
-        </w:rPr>
-        <w:t>apas del programa dispuestas en las CONDICIONES ESPECÍFICAS DEL CONTRATO.</w:t>
+        <w:t>Saldo y Convenio Empresarial: El valor restante del costo total, equivalente a DIEZ MILLONES DE PESOS ($10.000.000,00), podrá ser cubierto bajo las siguientes condiciones:</w:t>
       </w:r>
     </w:p>
     <w:p>
       <w:pPr>
         <w:pStyle w:val="Sinespaciado"/>
-        <w:jc w:val="both"/>
-        <w:rPr>
-          <w:lang w:val="es-ES"/>
-        </w:rPr>
-      </w:pPr>
+        <w:numPr>
+          <w:ilvl w:val="0"/>
+          <w:numId w:val="2"/>
+        </w:numPr>
+        <w:jc w:val="both"/>
+        <w:rPr>
+          <w:lang w:val="es-ES"/>
+        </w:rPr>
+      </w:pPr>
+      <w:r>
+        <w:rPr>
+          <w:lang w:val="es-ES"/>
+        </w:rPr>
+        <w:t>Con Convenio: Si el CAMPER acepta ingresar al programa de convenio empresarial, cancelará este saldo en diez (10) cuotas mensuales de UN MILLÓN DE PESOS ($1.000.000,00) cada una.</w:t>
+      </w:r>
     </w:p>
     <w:p>
       <w:pPr>
@@ -6516,6 +6418,49 @@
           <w:lang w:val="es-ES"/>
         </w:rPr>
       </w:pPr>
+    </w:p>
+    <w:p>
+      <w:pPr>
+        <w:pStyle w:val="Sinespaciado"/>
+        <w:numPr>
+          <w:ilvl w:val="0"/>
+          <w:numId w:val="17"/>
+        </w:numPr>
+        <w:jc w:val="both"/>
+        <w:rPr>
+          <w:lang w:val="es-ES"/>
+        </w:rPr>
+      </w:pPr>
+      <w:r>
+        <w:rPr>
+          <w:lang w:val="es-ES"/>
+        </w:rPr>
+        <w:t xml:space="preserve">Sin Convenio: En caso de no optar por el programa de convenio, el CAMPER solo estará obligado al pago inicial de los </w:t>
+      </w:r>
+      <w:r>
+        <w:rPr>
+          <w:lang w:val="es-ES"/>
+        </w:rPr>
+        <w:t>DOCE</w:t>
+      </w:r>
+      <w:r>
+        <w:rPr>
+          <w:lang w:val="es-ES"/>
+        </w:rPr>
+        <w:t xml:space="preserve"> MILLONES DE PESOS ($1</w:t>
+      </w:r>
+      <w:r>
+        <w:rPr>
+          <w:lang w:val="es-ES"/>
+        </w:rPr>
+        <w:t>2</w:t>
+      </w:r>
+      <w:r>
+        <w:rPr>
+          <w:lang w:val="es-ES"/>
+        </w:rPr>
+        <w:t>.000.000,00), quedando exento del saldo restante y de los beneficios del convenio.</w:t>
+      </w:r>
     </w:p>
     <w:p>
       <w:pPr>
@@ -7131,6 +7076,7 @@
           <w:color w:val="4472C4" w:themeColor="accent5"/>
           <w:lang w:val="es-ES"/>
         </w:rPr>
+        <w:lastRenderedPageBreak/>
         <w:t>CLÁUSULA SE</w:t>
       </w:r>
       <w:r>
@@ -7158,7 +7104,6 @@
           <w:rFonts w:asciiTheme="minorHAnsi" w:eastAsia="Times New Roman" w:hAnsiTheme="minorHAnsi" w:cstheme="minorHAnsi"/>
           <w:lang w:val="es-ES"/>
         </w:rPr>
-        <w:lastRenderedPageBreak/>
         <w:t>El CAMPER deberá completar todas las etapas del proceso de formación, cumplir con la</w:t>
       </w:r>
       <w:r>
@@ -7762,7 +7707,6 @@
           <w:color w:val="4472C4" w:themeColor="accent5"/>
           <w:lang w:val="es-ES"/>
         </w:rPr>
-        <w:lastRenderedPageBreak/>
         <w:t xml:space="preserve">CLÁUSULA </w:t>
       </w:r>
       <w:r>
@@ -8180,26 +8124,6 @@
         <w:rPr>
           <w:rFonts w:asciiTheme="minorHAnsi" w:hAnsiTheme="minorHAnsi" w:cstheme="minorHAnsi"/>
           <w:u w:val="single"/>
-          <w:lang w:val="es-CO"/>
-        </w:rPr>
-      </w:pPr>
-    </w:p>
-    <w:p>
-      <w:pPr>
-        <w:pStyle w:val="Sinespaciado"/>
-        <w:spacing w:line="276" w:lineRule="auto"/>
-        <w:rPr>
-          <w:rFonts w:asciiTheme="minorHAnsi" w:hAnsiTheme="minorHAnsi" w:cstheme="minorHAnsi"/>
-          <w:lang w:val="es-CO"/>
-        </w:rPr>
-      </w:pPr>
-    </w:p>
-    <w:p>
-      <w:pPr>
-        <w:pStyle w:val="Sinespaciado"/>
-        <w:spacing w:line="276" w:lineRule="auto"/>
-        <w:rPr>
-          <w:rFonts w:asciiTheme="minorHAnsi" w:hAnsiTheme="minorHAnsi" w:cstheme="minorHAnsi"/>
           <w:lang w:val="es-CO"/>
         </w:rPr>
       </w:pPr>
@@ -11384,6 +11308,119 @@
     </w:lvl>
   </w:abstractNum>
   <w:abstractNum w:abstractNumId="10" w15:restartNumberingAfterBreak="0">
+    <w:nsid w:val="56471C2C"/>
+    <w:multiLevelType w:val="hybridMultilevel"/>
+    <w:tmpl w:val="F7CACC9C"/>
+    <w:lvl w:ilvl="0" w:tplc="09B6C9CC">
+      <w:start w:val="1"/>
+      <w:numFmt w:val="bullet"/>
+      <w:lvlText w:val="-"/>
+      <w:lvlJc w:val="left"/>
+      <w:pPr>
+        <w:ind w:left="720" w:hanging="360"/>
+      </w:pPr>
+      <w:rPr>
+        <w:rFonts w:ascii="Calibri" w:eastAsiaTheme="minorHAnsi" w:hAnsi="Calibri" w:cs="Calibri" w:hint="default"/>
+      </w:rPr>
+    </w:lvl>
+    <w:lvl w:ilvl="1" w:tplc="240A0003" w:tentative="1">
+      <w:start w:val="1"/>
+      <w:numFmt w:val="bullet"/>
+      <w:lvlText w:val="o"/>
+      <w:lvlJc w:val="left"/>
+      <w:pPr>
+        <w:ind w:left="1440" w:hanging="360"/>
+      </w:pPr>
+      <w:rPr>
+        <w:rFonts w:ascii="Courier New" w:hAnsi="Courier New" w:cs="Courier New" w:hint="default"/>
+      </w:rPr>
+    </w:lvl>
+    <w:lvl w:ilvl="2" w:tplc="240A0005" w:tentative="1">
+      <w:start w:val="1"/>
+      <w:numFmt w:val="bullet"/>
+      <w:lvlText w:val=""/>
+      <w:lvlJc w:val="left"/>
+      <w:pPr>
+        <w:ind w:left="2160" w:hanging="360"/>
+      </w:pPr>
+      <w:rPr>
+        <w:rFonts w:ascii="Wingdings" w:hAnsi="Wingdings" w:hint="default"/>
+      </w:rPr>
+    </w:lvl>
+    <w:lvl w:ilvl="3" w:tplc="240A0001" w:tentative="1">
+      <w:start w:val="1"/>
+      <w:numFmt w:val="bullet"/>
+      <w:lvlText w:val=""/>
+      <w:lvlJc w:val="left"/>
+      <w:pPr>
+        <w:ind w:left="2880" w:hanging="360"/>
+      </w:pPr>
+      <w:rPr>
+        <w:rFonts w:ascii="Symbol" w:hAnsi="Symbol" w:hint="default"/>
+      </w:rPr>
+    </w:lvl>
+    <w:lvl w:ilvl="4" w:tplc="240A0003" w:tentative="1">
+      <w:start w:val="1"/>
+      <w:numFmt w:val="bullet"/>
+      <w:lvlText w:val="o"/>
+      <w:lvlJc w:val="left"/>
+      <w:pPr>
+        <w:ind w:left="3600" w:hanging="360"/>
+      </w:pPr>
+      <w:rPr>
+        <w:rFonts w:ascii="Courier New" w:hAnsi="Courier New" w:cs="Courier New" w:hint="default"/>
+      </w:rPr>
+    </w:lvl>
+    <w:lvl w:ilvl="5" w:tplc="240A0005" w:tentative="1">
+      <w:start w:val="1"/>
+      <w:numFmt w:val="bullet"/>
+      <w:lvlText w:val=""/>
+      <w:lvlJc w:val="left"/>
+      <w:pPr>
+        <w:ind w:left="4320" w:hanging="360"/>
+      </w:pPr>
+      <w:rPr>
+        <w:rFonts w:ascii="Wingdings" w:hAnsi="Wingdings" w:hint="default"/>
+      </w:rPr>
+    </w:lvl>
+    <w:lvl w:ilvl="6" w:tplc="240A0001" w:tentative="1">
+      <w:start w:val="1"/>
+      <w:numFmt w:val="bullet"/>
+      <w:lvlText w:val=""/>
+      <w:lvlJc w:val="left"/>
+      <w:pPr>
+        <w:ind w:left="5040" w:hanging="360"/>
+      </w:pPr>
+      <w:rPr>
+        <w:rFonts w:ascii="Symbol" w:hAnsi="Symbol" w:hint="default"/>
+      </w:rPr>
+    </w:lvl>
+    <w:lvl w:ilvl="7" w:tplc="240A0003" w:tentative="1">
+      <w:start w:val="1"/>
+      <w:numFmt w:val="bullet"/>
+      <w:lvlText w:val="o"/>
+      <w:lvlJc w:val="left"/>
+      <w:pPr>
+        <w:ind w:left="5760" w:hanging="360"/>
+      </w:pPr>
+      <w:rPr>
+        <w:rFonts w:ascii="Courier New" w:hAnsi="Courier New" w:cs="Courier New" w:hint="default"/>
+      </w:rPr>
+    </w:lvl>
+    <w:lvl w:ilvl="8" w:tplc="240A0005" w:tentative="1">
+      <w:start w:val="1"/>
+      <w:numFmt w:val="bullet"/>
+      <w:lvlText w:val=""/>
+      <w:lvlJc w:val="left"/>
+      <w:pPr>
+        <w:ind w:left="6480" w:hanging="360"/>
+      </w:pPr>
+      <w:rPr>
+        <w:rFonts w:ascii="Wingdings" w:hAnsi="Wingdings" w:hint="default"/>
+      </w:rPr>
+    </w:lvl>
+  </w:abstractNum>
+  <w:abstractNum w:abstractNumId="11" w15:restartNumberingAfterBreak="0">
     <w:nsid w:val="629D602E"/>
     <w:multiLevelType w:val="hybridMultilevel"/>
     <w:tmpl w:val="3C8E5F54"/>
@@ -11496,7 +11533,7 @@
       </w:rPr>
     </w:lvl>
   </w:abstractNum>
-  <w:abstractNum w:abstractNumId="11" w15:restartNumberingAfterBreak="0">
+  <w:abstractNum w:abstractNumId="12" w15:restartNumberingAfterBreak="0">
     <w:nsid w:val="6AD661CD"/>
     <w:multiLevelType w:val="hybridMultilevel"/>
     <w:tmpl w:val="71DC6932"/>
@@ -11587,7 +11624,7 @@
       </w:pPr>
     </w:lvl>
   </w:abstractNum>
-  <w:abstractNum w:abstractNumId="12" w15:restartNumberingAfterBreak="0">
+  <w:abstractNum w:abstractNumId="13" w15:restartNumberingAfterBreak="0">
     <w:nsid w:val="6B1B408B"/>
     <w:multiLevelType w:val="hybridMultilevel"/>
     <w:tmpl w:val="87CAF54E"/>
@@ -11700,7 +11737,7 @@
       </w:rPr>
     </w:lvl>
   </w:abstractNum>
-  <w:abstractNum w:abstractNumId="13" w15:restartNumberingAfterBreak="0">
+  <w:abstractNum w:abstractNumId="14" w15:restartNumberingAfterBreak="0">
     <w:nsid w:val="79295A9A"/>
     <w:multiLevelType w:val="multilevel"/>
     <w:tmpl w:val="199CC646"/>
@@ -11817,7 +11854,7 @@
       </w:pPr>
     </w:lvl>
   </w:abstractNum>
-  <w:abstractNum w:abstractNumId="14" w15:restartNumberingAfterBreak="0">
+  <w:abstractNum w:abstractNumId="15" w15:restartNumberingAfterBreak="0">
     <w:nsid w:val="7A7E18B0"/>
     <w:multiLevelType w:val="hybridMultilevel"/>
     <w:tmpl w:val="56DEDCD0"/>
@@ -11907,7 +11944,7 @@
       </w:pPr>
     </w:lvl>
   </w:abstractNum>
-  <w:abstractNum w:abstractNumId="15" w15:restartNumberingAfterBreak="0">
+  <w:abstractNum w:abstractNumId="16" w15:restartNumberingAfterBreak="0">
     <w:nsid w:val="7F751074"/>
     <w:multiLevelType w:val="multilevel"/>
     <w:tmpl w:val="E354921C"/>
@@ -12042,7 +12079,7 @@
     <w:abstractNumId w:val="6"/>
   </w:num>
   <w:num w:numId="4" w16cid:durableId="1286081860">
-    <w:abstractNumId w:val="10"/>
+    <w:abstractNumId w:val="11"/>
   </w:num>
   <w:num w:numId="5" w16cid:durableId="669717076">
     <w:abstractNumId w:val="0"/>
@@ -12057,7 +12094,7 @@
     <w:abstractNumId w:val="3"/>
   </w:num>
   <w:num w:numId="9" w16cid:durableId="1728259142">
-    <w:abstractNumId w:val="13"/>
+    <w:abstractNumId w:val="14"/>
   </w:num>
   <w:num w:numId="10" w16cid:durableId="1492940544">
     <w:abstractNumId w:val="2"/>
@@ -12066,19 +12103,22 @@
     <w:abstractNumId w:val="5"/>
   </w:num>
   <w:num w:numId="12" w16cid:durableId="1092626158">
-    <w:abstractNumId w:val="11"/>
+    <w:abstractNumId w:val="12"/>
   </w:num>
   <w:num w:numId="13" w16cid:durableId="1171674144">
     <w:abstractNumId w:val="1"/>
   </w:num>
   <w:num w:numId="14" w16cid:durableId="677125770">
-    <w:abstractNumId w:val="12"/>
+    <w:abstractNumId w:val="13"/>
   </w:num>
   <w:num w:numId="15" w16cid:durableId="1538085465">
+    <w:abstractNumId w:val="16"/>
+  </w:num>
+  <w:num w:numId="16" w16cid:durableId="1859008141">
     <w:abstractNumId w:val="15"/>
   </w:num>
-  <w:num w:numId="16" w16cid:durableId="1859008141">
-    <w:abstractNumId w:val="14"/>
+  <w:num w:numId="17" w16cid:durableId="2136677472">
+    <w:abstractNumId w:val="10"/>
   </w:num>
 </w:numbering>
 </file>
@@ -12485,6 +12525,7 @@
   <w:style w:type="character" w:default="1" w:styleId="Fuentedeprrafopredeter">
     <w:name w:val="Default Paragraph Font"/>
     <w:uiPriority w:val="1"/>
+    <w:semiHidden/>
     <w:unhideWhenUsed/>
   </w:style>
   <w:style w:type="table" w:default="1" w:styleId="Tablanormal">
@@ -12926,17 +12967,19 @@
 </file>
 
 <file path=customXml/item1.xml><?xml version="1.0" encoding="utf-8"?>
-<p:properties xmlns:p="http://schemas.microsoft.com/office/2006/metadata/properties" xmlns:xsi="http://www.w3.org/2001/XMLSchema-instance" xmlns:pc="http://schemas.microsoft.com/office/infopath/2007/PartnerControls">
-  <documentManagement>
-    <TaxCatchAll xmlns="ac3346e8-ab56-4c26-82c1-a6dbe4d50797" xsi:nil="true"/>
-    <lcf76f155ced4ddcb4097134ff3c332f xmlns="5eb19900-e524-44a7-a201-4128b189de66">
-      <Terms xmlns="http://schemas.microsoft.com/office/infopath/2007/PartnerControls"/>
-    </lcf76f155ced4ddcb4097134ff3c332f>
-  </documentManagement>
-</p:properties>
+<?mso-contentType ?>
+<FormTemplates xmlns="http://schemas.microsoft.com/sharepoint/v3/contenttype/forms">
+  <Display>DocumentLibraryForm</Display>
+  <Edit>DocumentLibraryForm</Edit>
+  <New>DocumentLibraryForm</New>
+</FormTemplates>
 </file>
 
 <file path=customXml/item2.xml><?xml version="1.0" encoding="utf-8"?>
+<b:Sources xmlns:b="http://schemas.openxmlformats.org/officeDocument/2006/bibliography" xmlns="http://schemas.openxmlformats.org/officeDocument/2006/bibliography" SelectedStyle="\APASixthEditionOfficeOnline.xsl" StyleName="APA" Version="6"/>
+</file>
+
+<file path=customXml/item3.xml><?xml version="1.0" encoding="utf-8"?>
 <ct:contentTypeSchema xmlns:ct="http://schemas.microsoft.com/office/2006/metadata/contentType" xmlns:ma="http://schemas.microsoft.com/office/2006/metadata/properties/metaAttributes" ct:_="" ma:_="" ma:contentTypeName="Documento" ma:contentTypeID="0x0101003CF7B74BC486904F87A24230CF1021F4" ma:contentTypeVersion="13" ma:contentTypeDescription="Crear nuevo documento." ma:contentTypeScope="" ma:versionID="0f28f41e1845c113706e342c28e3d2d6">
   <xsd:schema xmlns:xsd="http://www.w3.org/2001/XMLSchema" xmlns:xs="http://www.w3.org/2001/XMLSchema" xmlns:p="http://schemas.microsoft.com/office/2006/metadata/properties" xmlns:ns2="5eb19900-e524-44a7-a201-4128b189de66" xmlns:ns3="ac3346e8-ab56-4c26-82c1-a6dbe4d50797" targetNamespace="http://schemas.microsoft.com/office/2006/metadata/properties" ma:root="true" ma:fieldsID="ae302aa1a2391b0106f5450afc039c50" ns2:_="" ns3:_="">
     <xsd:import namespace="5eb19900-e524-44a7-a201-4128b189de66"/>
@@ -13143,31 +13186,34 @@
 </ct:contentTypeSchema>
 </file>
 
-<file path=customXml/item3.xml><?xml version="1.0" encoding="utf-8"?>
-<b:Sources xmlns:b="http://schemas.openxmlformats.org/officeDocument/2006/bibliography" xmlns="http://schemas.openxmlformats.org/officeDocument/2006/bibliography" SelectedStyle="\APASixthEditionOfficeOnline.xsl" StyleName="APA" Version="6"/>
-</file>
-
 <file path=customXml/item4.xml><?xml version="1.0" encoding="utf-8"?>
-<?mso-contentType ?>
-<FormTemplates xmlns="http://schemas.microsoft.com/sharepoint/v3/contenttype/forms">
-  <Display>DocumentLibraryForm</Display>
-  <Edit>DocumentLibraryForm</Edit>
-  <New>DocumentLibraryForm</New>
-</FormTemplates>
+<p:properties xmlns:p="http://schemas.microsoft.com/office/2006/metadata/properties" xmlns:xsi="http://www.w3.org/2001/XMLSchema-instance" xmlns:pc="http://schemas.microsoft.com/office/infopath/2007/PartnerControls">
+  <documentManagement>
+    <TaxCatchAll xmlns="ac3346e8-ab56-4c26-82c1-a6dbe4d50797" xsi:nil="true"/>
+    <lcf76f155ced4ddcb4097134ff3c332f xmlns="5eb19900-e524-44a7-a201-4128b189de66">
+      <Terms xmlns="http://schemas.microsoft.com/office/infopath/2007/PartnerControls"/>
+    </lcf76f155ced4ddcb4097134ff3c332f>
+  </documentManagement>
+</p:properties>
 </file>
 
 <file path=customXml/itemProps1.xml><?xml version="1.0" encoding="utf-8"?>
-<ds:datastoreItem xmlns:ds="http://schemas.openxmlformats.org/officeDocument/2006/customXml" ds:itemID="{11C07759-3986-47A1-ADF2-A43228ED3D78}">
+<ds:datastoreItem xmlns:ds="http://schemas.openxmlformats.org/officeDocument/2006/customXml" ds:itemID="{23AD7F24-DAEF-4487-BCFF-5A9F42ABF158}">
   <ds:schemaRefs>
-    <ds:schemaRef ds:uri="http://schemas.microsoft.com/office/2006/metadata/properties"/>
-    <ds:schemaRef ds:uri="http://schemas.microsoft.com/office/infopath/2007/PartnerControls"/>
-    <ds:schemaRef ds:uri="ac3346e8-ab56-4c26-82c1-a6dbe4d50797"/>
-    <ds:schemaRef ds:uri="5eb19900-e524-44a7-a201-4128b189de66"/>
+    <ds:schemaRef ds:uri="http://schemas.microsoft.com/sharepoint/v3/contenttype/forms"/>
   </ds:schemaRefs>
 </ds:datastoreItem>
 </file>
 
 <file path=customXml/itemProps2.xml><?xml version="1.0" encoding="utf-8"?>
+<ds:datastoreItem xmlns:ds="http://schemas.openxmlformats.org/officeDocument/2006/customXml" ds:itemID="{8CD18E72-4CB3-4699-A17A-8B66551E27DA}">
+  <ds:schemaRefs>
+    <ds:schemaRef ds:uri="http://schemas.openxmlformats.org/officeDocument/2006/bibliography"/>
+  </ds:schemaRefs>
+</ds:datastoreItem>
+</file>
+
+<file path=customXml/itemProps3.xml><?xml version="1.0" encoding="utf-8"?>
 <ds:datastoreItem xmlns:ds="http://schemas.openxmlformats.org/officeDocument/2006/customXml" ds:itemID="{6670F6FA-52F3-459A-ABDF-C2478C3F029E}">
   <ds:schemaRefs>
     <ds:schemaRef ds:uri="http://schemas.microsoft.com/office/2006/metadata/contentType"/>
@@ -13186,18 +13232,13 @@
 </ds:datastoreItem>
 </file>
 
-<file path=customXml/itemProps3.xml><?xml version="1.0" encoding="utf-8"?>
-<ds:datastoreItem xmlns:ds="http://schemas.openxmlformats.org/officeDocument/2006/customXml" ds:itemID="{8CD18E72-4CB3-4699-A17A-8B66551E27DA}">
+<file path=customXml/itemProps4.xml><?xml version="1.0" encoding="utf-8"?>
+<ds:datastoreItem xmlns:ds="http://schemas.openxmlformats.org/officeDocument/2006/customXml" ds:itemID="{11C07759-3986-47A1-ADF2-A43228ED3D78}">
   <ds:schemaRefs>
-    <ds:schemaRef ds:uri="http://schemas.openxmlformats.org/officeDocument/2006/bibliography"/>
-  </ds:schemaRefs>
-</ds:datastoreItem>
-</file>
-
-<file path=customXml/itemProps4.xml><?xml version="1.0" encoding="utf-8"?>
-<ds:datastoreItem xmlns:ds="http://schemas.openxmlformats.org/officeDocument/2006/customXml" ds:itemID="{23AD7F24-DAEF-4487-BCFF-5A9F42ABF158}">
-  <ds:schemaRefs>
-    <ds:schemaRef ds:uri="http://schemas.microsoft.com/sharepoint/v3/contenttype/forms"/>
+    <ds:schemaRef ds:uri="http://schemas.microsoft.com/office/2006/metadata/properties"/>
+    <ds:schemaRef ds:uri="http://schemas.microsoft.com/office/infopath/2007/PartnerControls"/>
+    <ds:schemaRef ds:uri="ac3346e8-ab56-4c26-82c1-a6dbe4d50797"/>
+    <ds:schemaRef ds:uri="5eb19900-e524-44a7-a201-4128b189de66"/>
   </ds:schemaRefs>
 </ds:datastoreItem>
 </file>
--- a/public/contratos/Condiciones Específicas-Pronto Pago Mayor de Edad.docx
+++ b/public/contratos/Condiciones Específicas-Pronto Pago Mayor de Edad.docx
@@ -7474,6 +7474,7 @@
     </w:p>
     <w:p>
       <w:pPr>
+        <w:pageBreakBefore/>
         <w:spacing w:line="276" w:lineRule="auto"/>
         <w:jc w:val="center"/>
         <w:rPr>
@@ -8099,6 +8100,7 @@
     <w:p>
       <w:pPr>
         <w:pStyle w:val="Sinespaciado"/>
+        <w:pageBreakBefore/>
       </w:pPr>
       <w:r>
         <w:lastRenderedPageBreak/>
@@ -9219,6 +9221,212 @@
           <w:lang w:val="es-ES"/>
         </w:rPr>
       </w:pPr>
+    </w:p>
+    <w:p>
+      <w:r>
+        <w:br w:type="page"/>
+      </w:r>
+    </w:p>
+    <w:p>
+      <w:pPr>
+        <w:spacing w:after="0" w:before="0"/>
+      </w:pPr>
+      <w:r>
+        <w:rPr>
+          <w:rFonts w:ascii="Calibri" w:hAnsi="Calibri"/>
+          <w:sz w:val="22"/>
+        </w:rPr>
+        <w:t>Señores,</w:t>
+      </w:r>
+    </w:p>
+    <w:p>
+      <w:pPr>
+        <w:spacing w:after="0" w:before="0"/>
+      </w:pPr>
+      <w:r>
+        <w:rPr>
+          <w:rFonts w:ascii="Calibri" w:hAnsi="Calibri"/>
+          <w:sz w:val="22"/>
+        </w:rPr>
+        <w:t>CAMPUSLANDS S.A.S. BIC</w:t>
+      </w:r>
+    </w:p>
+    <w:p>
+      <w:pPr>
+        <w:spacing w:after="0" w:before="0"/>
+      </w:pPr>
+      <w:r>
+        <w:rPr>
+          <w:rFonts w:ascii="Calibri" w:hAnsi="Calibri"/>
+          <w:sz w:val="22"/>
+        </w:rPr>
+        <w:t>NIT. 901.628.406-1</w:t>
+      </w:r>
+    </w:p>
+    <w:p>
+      <w:pPr>
+        <w:spacing w:after="0" w:before="0"/>
+      </w:pPr>
+    </w:p>
+    <w:p>
+      <w:pPr>
+        <w:spacing w:after="0" w:before="0"/>
+      </w:pPr>
+      <w:r>
+        <w:rPr>
+          <w:rFonts w:ascii="Calibri" w:hAnsi="Calibri"/>
+          <w:b/>
+          <w:sz w:val="22"/>
+        </w:rPr>
+        <w:t>REFERENCIA: CARTA DE AUTORIZACIÓN DE USO DE IMAGEN, VOZ Y CESIÓN GRATUITA DE DERECHOS PATRIMONIALES</w:t>
+      </w:r>
+    </w:p>
+    <w:p>
+      <w:pPr>
+        <w:spacing w:after="0" w:before="0"/>
+      </w:pPr>
+    </w:p>
+    <w:p>
+      <w:pPr>
+        <w:spacing w:after="0" w:before="0"/>
+      </w:pPr>
+      <w:r>
+        <w:rPr>
+          <w:rFonts w:ascii="Calibri" w:hAnsi="Calibri"/>
+          <w:sz w:val="22"/>
+        </w:rPr>
+        <w:t>________________, identificado(a) con cédula de ciudadanía No. ___________________ obrando en nombre propio, con domicilio en __________________, quien en adelante se denominará el CAMPER, por medio del presente documento autorizo de manera previa, expresa, informada y gratuita a CAMPUSLANDS S.A.S. BIC para captar, grabar, reproducir, editar, publicar, comunicar, divulgar y utilizar mi imagen, voz, nombre, testimonios y demás participaciones que se generen con ocasión de mi proceso de admisión, formación, actividades académicas, institucionales, promocionales, comerciales o de empleabilidad, en cualquier medio físico o digital, incluyendo redes sociales, páginas web, piezas publicitarias, material audiovisual, fotográfico, institucional y pedagógico.</w:t>
+      </w:r>
+    </w:p>
+    <w:p>
+      <w:pPr>
+        <w:spacing w:after="0" w:before="0"/>
+      </w:pPr>
+    </w:p>
+    <w:p>
+      <w:pPr>
+        <w:spacing w:after="0" w:before="0"/>
+      </w:pPr>
+      <w:r>
+        <w:rPr>
+          <w:rFonts w:ascii="Calibri" w:hAnsi="Calibri"/>
+          <w:sz w:val="22"/>
+        </w:rPr>
+        <w:t>Igualmente, autorizo a CAMPUSLANDS para usar los contenidos que yo genere o aporte voluntariamente para tales fines y, en caso de que dichos contenidos constituyan obras protegidas por derechos de autor y hayan sido creados específicamente para CAMPUSLANDS con ocasión de mi vinculación al programa, cedo a título gratuito los derechos patrimoniales que legalmente sean transferibles, para su uso, reproducción, transformación, comunicación pública y demás formas de explotación permitidas por la ley, sin perjuicio de mis derechos morales como autor(a).</w:t>
+      </w:r>
+    </w:p>
+    <w:p>
+      <w:pPr>
+        <w:spacing w:after="0" w:before="0"/>
+      </w:pPr>
+    </w:p>
+    <w:p>
+      <w:pPr>
+        <w:spacing w:after="0" w:before="0"/>
+      </w:pPr>
+      <w:r>
+        <w:rPr>
+          <w:rFonts w:ascii="Calibri" w:hAnsi="Calibri"/>
+          <w:sz w:val="22"/>
+        </w:rPr>
+        <w:t>Declaro que esta autorización y cesión se otorgan sin que haya lugar a pago, honorario, regalía, comisión o remuneración adicional alguna a mi favor.</w:t>
+      </w:r>
+    </w:p>
+    <w:p>
+      <w:pPr>
+        <w:spacing w:after="0" w:before="0"/>
+      </w:pPr>
+    </w:p>
+    <w:p>
+      <w:pPr>
+        <w:spacing w:after="0" w:before="0"/>
+      </w:pPr>
+      <w:r>
+        <w:rPr>
+          <w:rFonts w:ascii="Calibri" w:hAnsi="Calibri"/>
+          <w:sz w:val="22"/>
+        </w:rPr>
+        <w:t>Así mismo, manifiesto que conozco y acepto que el tratamiento de mis datos personales se realizará conforme a la Política de Tratamiento de Datos Personales de CAMPUSLANDS.</w:t>
+      </w:r>
+    </w:p>
+    <w:p>
+      <w:pPr>
+        <w:spacing w:after="0" w:before="0"/>
+      </w:pPr>
+    </w:p>
+    <w:p>
+      <w:pPr>
+        <w:spacing w:after="0" w:before="0"/>
+      </w:pPr>
+      <w:r>
+        <w:rPr>
+          <w:rFonts w:ascii="Calibri" w:hAnsi="Calibri"/>
+          <w:b/>
+          <w:sz w:val="22"/>
+        </w:rPr>
+        <w:t>El CAMPER,</w:t>
+      </w:r>
+    </w:p>
+    <w:p>
+      <w:pPr>
+        <w:spacing w:after="0" w:before="0"/>
+      </w:pPr>
+    </w:p>
+    <w:p>
+      <w:pPr>
+        <w:spacing w:after="0" w:before="0"/>
+      </w:pPr>
+    </w:p>
+    <w:p>
+      <w:pPr>
+        <w:spacing w:after="0" w:before="0"/>
+      </w:pPr>
+      <w:r>
+        <w:rPr>
+          <w:rFonts w:ascii="Calibri" w:hAnsi="Calibri"/>
+          <w:sz w:val="22"/>
+        </w:rPr>
+        <w:t>_____________________________</w:t>
+      </w:r>
+    </w:p>
+    <w:p>
+      <w:pPr>
+        <w:spacing w:after="0" w:before="0"/>
+      </w:pPr>
+      <w:r>
+        <w:rPr>
+          <w:rFonts w:ascii="Calibri" w:hAnsi="Calibri"/>
+          <w:b/>
+          <w:sz w:val="22"/>
+        </w:rPr>
+        <w:t>{NOMBRE DEL CAMPER}</w:t>
+      </w:r>
+    </w:p>
+    <w:p>
+      <w:pPr>
+        <w:spacing w:after="0" w:before="0"/>
+      </w:pPr>
+      <w:r>
+        <w:rPr>
+          <w:rFonts w:ascii="Calibri" w:hAnsi="Calibri"/>
+          <w:b/>
+          <w:sz w:val="22"/>
+        </w:rPr>
+        <w:t>C.C. No. {NUMERO DE CEDULA}</w:t>
+      </w:r>
+    </w:p>
+    <w:p>
+      <w:pPr>
+        <w:spacing w:after="0" w:before="0"/>
+      </w:pPr>
+      <w:r>
+        <w:rPr>
+          <w:rFonts w:ascii="Calibri" w:hAnsi="Calibri"/>
+          <w:b/>
+          <w:sz w:val="22"/>
+        </w:rPr>
+        <w:t>{CORREO}</w:t>
+      </w:r>
     </w:p>
     <w:sectPr>
       <w:type w:val="continuous"/>
